--- a/docs/bhl-composer/manuals/BHL-CREATIVE-SCENARIOS-HANDBOOK-V1.0.docx
+++ b/docs/bhl-composer/manuals/BHL-CREATIVE-SCENARIOS-HANDBOOK-V1.0.docx
@@ -598,7 +598,7 @@
             <w:color w:val="1B4F8A"/>
             <w:u w:val="single"/>
           </w:rPr>
-          <w:t xml:space="preserve">Scenario 32. Quartal dyads, and the path-page boundary</w:t>
+          <w:t xml:space="preserve">Scenario 32. Quartal dyads, and the path page</w:t>
         </w:r>
       </w:hyperlink>
     </w:p>
@@ -1318,7 +1318,7 @@
         <w:rPr>
           <w:rFonts w:ascii="Georgia" w:hAnsi="Georgia"/>
         </w:rPr>
-        <w:t>The separate Pentatonic page can run path transform and phrase generation for Major Pentatonic and Minor Pentatonic only. The other eighteen collections are reference on that page.</w:t>
+        <w:t>The separate Pentatonic page can run path transform and phrase generation for all twenty colours. An unknown colour is refused. It does not substitute minor pentatonic.</w:t>
       </w:r>
     </w:p>
     <w:p>
@@ -7297,7 +7297,7 @@
           <w:color w:val="3C424A"/>
           <w:sz w:val="18"/>
         </w:rPr>
-        <w:t>Figure 4. The Pentatonic page registry. Major and Minor have a path button. The other rows do not.</w:t>
+        <w:t>Figure 4. Earlier Pentatonic registry. The picture shows a path button on Major and Minor only. The current page puts Use for path transform and phrase generation on every registered collection.</w:t>
       </w:r>
     </w:p>
     <w:p>
@@ -7734,7 +7734,7 @@
         <w:rPr>
           <w:rFonts w:ascii="Georgia" w:hAnsi="Georgia"/>
         </w:rPr>
-        <w:t>Minor pentatonic is the other collection the Pentatonic page can send into phrase generation.</w:t>
+        <w:t>Minor pentatonic can be sent to the Pentatonic page, as can the other eighteen colours.</w:t>
       </w:r>
     </w:p>
     <w:p>
@@ -8018,7 +8018,7 @@
         <w:rPr>
           <w:rFonts w:ascii="Georgia" w:hAnsi="Georgia"/>
         </w:rPr>
-        <w:t>On the Pentatonic page this row is reference only. There is no path button. That limit does not remove it from BHL.</w:t>
+        <w:t>On the Pentatonic page this row has the same path button as the other colours. That does not remove it from BHL.</w:t>
       </w:r>
     </w:p>
     <w:p>
@@ -8251,7 +8251,7 @@
         <w:rPr>
           <w:rFonts w:ascii="Georgia" w:hAnsi="Georgia"/>
         </w:rPr>
-        <w:t>Same path-page limit as the other non-major, non-minor colours.</w:t>
+        <w:t>On the Pentatonic page, Open Pentatonic can be the manual path collection. Inside BHL it remains a development colour.</w:t>
       </w:r>
     </w:p>
     <w:p>
@@ -10346,7 +10346,7 @@
         <w:pStyle w:val="Heading2"/>
       </w:pPr>
       <w:r>
-        <w:t>Scenario 32. Quartal dyads, and the path-page boundary</w:t>
+        <w:t>Scenario 32. Quartal dyads, and the path page</w:t>
       </w:r>
       <w:bookmarkEnd w:id="253"/>
     </w:p>
@@ -10365,7 +10365,7 @@
         <w:rPr>
           <w:rFonts w:ascii="Georgia" w:hAnsi="Georgia"/>
         </w:rPr>
-        <w:t>Use a fourth when the collection has one, and see which colours are forbidden on the other page.</w:t>
+        <w:t>Use a fourth when the collection has one, then send that colour to the Pentatonic page.</w:t>
       </w:r>
     </w:p>
     <w:p>
@@ -10502,7 +10502,7 @@
         <w:rPr>
           <w:rFonts w:ascii="Georgia" w:hAnsi="Georgia"/>
         </w:rPr>
-        <w:t>Read the limitation. Do not look for a path button on that row.</w:t>
+        <w:t>Click Use for path transform and phrase generation.</w:t>
       </w:r>
     </w:p>
     <w:p>
@@ -10513,7 +10513,7 @@
         <w:rPr>
           <w:rFonts w:ascii="Georgia" w:hAnsi="Georgia"/>
         </w:rPr>
-        <w:t>On Major Pentatonic, the button Use for path transform and phrase generation is present.</w:t>
+        <w:t>Set the collection-step bounds and click Generate path. A return home needs at least 3 steps.</w:t>
       </w:r>
     </w:p>
     <w:p>
@@ -10531,7 +10531,7 @@
         <w:rPr>
           <w:rFonts w:ascii="Georgia" w:hAnsi="Georgia"/>
         </w:rPr>
-        <w:t>In BHL, a dyad may take the fourth. On the Pentatonic page, major and minor can become the manual path collection. The other eighteen collections stay on the page as spelling, intervals, and a refusal. Their pitches are not sent to path transform, phrase generation, M-DEG, or M-NEAR.</w:t>
+        <w:t>In BHL, a dyad may take the fourth. On the Pentatonic page, Suspended Pentatonic can be the manual path collection. M-DEG and M-NEAR use that collection. An unknown id is refused and is not rewritten as minor pentatonic.</w:t>
       </w:r>
     </w:p>
     <w:p>
@@ -10581,7 +10581,7 @@
         <w:rPr>
           <w:rFonts w:ascii="Georgia" w:hAnsi="Georgia"/>
         </w:rPr>
-        <w:t>Clicking nothing on a reference row is the correct procedure. Calling the path generator for those eighteen colours would be false: with no archetype set, that generator falls back to minor pentatonic. The page does not call it.</w:t>
+        <w:t>Length counts collection steps, including the start. A repeated collection counts as a step. Save project keeps the route. Reopen project loads it and does not write a new path.</w:t>
       </w:r>
     </w:p>
     <w:p>
@@ -10635,7 +10635,7 @@
           <w:color w:val="3C424A"/>
           <w:sz w:val="18"/>
         </w:rPr>
-        <w:t>Figure 5. Suspended and Open pentatonic on the Pentatonic page, marked as reference. Major, above them, still has the path button.</w:t>
+        <w:t>Figure 5. Earlier Pentatonic page. The picture marks Suspended and Open as reference. The current page gives those rows the path button.</w:t>
       </w:r>
     </w:p>
     <w:p>
@@ -16909,7 +16909,7 @@
               <w:rPr>
                 <w:sz w:val="18"/>
               </w:rPr>
-              <w:t>Major or minor pentatonic</w:t>
+              <w:t>All twenty colours</w:t>
             </w:r>
           </w:p>
         </w:tc>
@@ -16948,61 +16948,7 @@
               <w:rPr>
                 <w:sz w:val="18"/>
               </w:rPr>
-              <w:t>Working on that page only</w:t>
-            </w:r>
-          </w:p>
-        </w:tc>
-      </w:tr>
-      <w:tr>
-        <w:tc>
-          <w:tcPr>
-            <w:tcW w:type="dxa" w:w="2494"/>
-          </w:tcPr>
-          <w:p>
-            <w:r>
-              <w:rPr>
-                <w:sz w:val="18"/>
-              </w:rPr>
-              <w:t>Other eighteen colours</w:t>
-            </w:r>
-          </w:p>
-        </w:tc>
-        <w:tc>
-          <w:tcPr>
-            <w:tcW w:type="dxa" w:w="2494"/>
-          </w:tcPr>
-          <w:p>
-            <w:r>
-              <w:rPr>
-                <w:sz w:val="18"/>
-              </w:rPr>
-              <w:t>Pentatonic path</w:t>
-            </w:r>
-          </w:p>
-        </w:tc>
-        <w:tc>
-          <w:tcPr>
-            <w:tcW w:type="dxa" w:w="2494"/>
-          </w:tcPr>
-          <w:p>
-            <w:r>
-              <w:rPr>
-                <w:sz w:val="18"/>
-              </w:rPr>
-              <w:t>No button</w:t>
-            </w:r>
-          </w:p>
-        </w:tc>
-        <w:tc>
-          <w:tcPr>
-            <w:tcW w:type="dxa" w:w="2494"/>
-          </w:tcPr>
-          <w:p>
-            <w:r>
-              <w:rPr>
-                <w:sz w:val="18"/>
-              </w:rPr>
-              <w:t>Not supported</w:t>
+              <w:t>Working on that page</w:t>
             </w:r>
           </w:p>
         </w:tc>
@@ -17899,7 +17845,7 @@
         <w:rPr>
           <w:rFonts w:ascii="Georgia" w:hAnsi="Georgia"/>
         </w:rPr>
-        <w:t>Known limit: candidate distinctness when the rhythm source is another core cell has been unreliable in some checks. The passing interface tests used BHL rhythm. If three candidates come back too alike, switch riff rhythm to BHL rhythm or change the rhythm seed. Do not assume the three seeds guarantee three rhythms on this setting.</w:t>
+        <w:t>Generate three candidates keeps the rhythm seed. Candidate 1 keeps the transform you chose. The next two change that transform on the same cell, so the three lead rhythms are meant to differ. A checked run used Another core cell, pitch seed 17, rhythm seed 1, and Original, and the three lead rhythms differed. The source file was unchanged. Changing the page seed does not move that onset plan. If the second cell’s attacks match the pitch cell, change the rhythm seed. Seed 29 once shared the seed-17 rhythm.</w:t>
       </w:r>
     </w:p>
     <w:p>
@@ -18465,7 +18411,7 @@
         <w:rPr>
           <w:rFonts w:ascii="Georgia" w:hAnsi="Georgia"/>
         </w:rPr>
-        <w:t>Do not send Hirajoshi, Iwato, or the other reference colours into Pentatonic path transform.</w:t>
+        <w:t>Do not expect an unknown pentatonic id to become minor pentatonic. The page refuses it.</w:t>
       </w:r>
     </w:p>
     <w:p>
@@ -18559,7 +18505,7 @@
         <w:rPr>
           <w:rFonts w:ascii="Georgia" w:hAnsi="Georgia"/>
         </w:rPr>
-        <w:t>The working directions are riff into BHL, colour into BHL, vault field as a menu, liquid harmony as world B, and MusicXML out. The reverse riff import, the eighteen path colours, artist profiles, and in-app audio are not supported.</w:t>
+        <w:t>The working directions are riff into BHL, colour into BHL, all twenty colours into the Pentatonic path page, vault field as a menu, liquid harmony as world B, and MusicXML out. The reverse riff import, artist profiles, and in-app audio are not supported.</w:t>
       </w:r>
     </w:p>
     <w:p>
@@ -18580,7 +18526,7 @@
         <w:rPr>
           <w:rFonts w:ascii="Georgia" w:hAnsi="Georgia"/>
         </w:rPr>
-        <w:t>Major and minor pentatonic remain legal on the path page.</w:t>
+        <w:t>Hirajoshi and Iwato can be the manual path collection.</w:t>
       </w:r>
     </w:p>
     <w:p>
@@ -19523,7 +19469,7 @@
         <w:rPr>
           <w:rFonts w:ascii="Georgia" w:hAnsi="Georgia"/>
         </w:rPr>
-        <w:t>Do not quantise 7/8 into 4/4 in MuseScore after export and still call it this scenario. Another-core-cell distinctness is the known weak spot. Prefer BHL rhythm when the three candidates collapse.</w:t>
+        <w:t>Do not quantise 7/8 into 4/4 in MuseScore after export and still call it this scenario. Another core cell keeps one rhythm seed across the three candidates and changes the transform. If the second cell matches the pitch cell, change the rhythm seed.</w:t>
       </w:r>
     </w:p>
     <w:p>
@@ -20183,7 +20129,7 @@
         <w:rPr>
           <w:rFonts w:ascii="Georgia" w:hAnsi="Georgia"/>
         </w:rPr>
-        <w:t>No path generation for the eighteen colours that are not major or minor pentatonic.</w:t>
+        <w:t>No substitution of minor pentatonic when a colour id is unknown.</w:t>
       </w:r>
     </w:p>
     <w:p>
@@ -20238,7 +20184,7 @@
         <w:rPr>
           <w:rFonts w:ascii="Georgia" w:hAnsi="Georgia"/>
         </w:rPr>
-        <w:t>Another core cell may not make three clearly different rhythms. Change the seed or use BHL rhythm.</w:t>
+        <w:t>Another core cell does not make three rhythms by changing the page seed. The three candidates change the transform and keep the rhythm seed.</w:t>
       </w:r>
     </w:p>
     <w:p>
